--- a/취업/입사지원서(bullet)-요즘스타일_포맷_가이드.docx
+++ b/취업/입사지원서(bullet)-요즘스타일_포맷_가이드.docx
@@ -1483,6 +1483,986 @@
           <w:rPr>
             <w:rStyle w:val="aa"/>
           </w:rPr>
+          <w:t>https://4aix.github.io</w:t>
+        </w:r>
+      </w:hyperlink>
+      <w:r>
+        <w:t xml:space="preserve"> </w:t>
+      </w:r>
+      <w:bookmarkStart w:id="0" w:name="_GoBack"/>
+      <w:bookmarkEnd w:id="0"/>
+    </w:p>
+    <w:p>
+      <w:pPr>
+        <w:numPr>
+          <w:ilvl w:val="0"/>
+          <w:numId w:val="4"/>
+        </w:numPr>
+        <w:rPr>
+          <w:rFonts w:ascii="Segoe UI Emoji" w:hAnsi="Segoe UI Emoji" w:cs="Segoe UI Emoji"/>
+          <w:b/>
+          <w:bCs/>
+        </w:rPr>
+      </w:pPr>
+      <w:r>
+        <w:t>시연</w:t>
+      </w:r>
+      <w:r>
+        <w:rPr>
+          <w:rFonts w:hint="eastAsia"/>
+        </w:rPr>
+        <w:t xml:space="preserve"> 영상</w:t>
+      </w:r>
+      <w:r>
+        <w:t xml:space="preserve"> : </w:t>
+      </w:r>
+      <w:hyperlink r:id="rId13" w:history="1">
+        <w:r>
+          <w:rPr>
+            <w:rStyle w:val="aa"/>
+          </w:rPr>
+          <w:t>https://youtu.be/yPtS84VCD</w:t>
+        </w:r>
+        <w:r>
+          <w:rPr>
+            <w:rStyle w:val="aa"/>
+          </w:rPr>
+          <w:t>P</w:t>
+        </w:r>
+        <w:r>
+          <w:rPr>
+            <w:rStyle w:val="aa"/>
+          </w:rPr>
+          <w:t>Q</w:t>
+        </w:r>
+      </w:hyperlink>
+      <w:r>
+        <w:t xml:space="preserve"> </w:t>
+      </w:r>
+      <w:r>
+        <w:t>(</w:t>
+      </w:r>
+      <w:r>
+        <w:rPr>
+          <w:rFonts w:hint="eastAsia"/>
+        </w:rPr>
+        <w:t>반디캠등 화면녹화 프로그램이용)</w:t>
+      </w:r>
+    </w:p>
+    <w:p>
+      <w:pPr>
+        <w:rPr>
+          <w:rFonts w:ascii="Segoe UI Emoji" w:hAnsi="Segoe UI Emoji" w:cs="Segoe UI Emoji"/>
+          <w:b/>
+          <w:bCs/>
+        </w:rPr>
+      </w:pPr>
+      <w:r>
+        <w:rPr>
+          <w:rFonts w:ascii="Segoe UI Emoji" w:hAnsi="Segoe UI Emoji" w:cs="Segoe UI Emoji"/>
+          <w:b/>
+          <w:bCs/>
+        </w:rPr>
+        <w:pict>
+          <v:rect id="_x0000_i1026" style="width:410.3pt;height:1pt" o:hrpct="988" o:hralign="center" o:hrstd="t" o:hr="t" fillcolor="#a0a0a0" stroked="f"/>
+        </w:pict>
+      </w:r>
+    </w:p>
+    <w:p>
+      <w:pPr>
+        <w:rPr>
+          <w:b/>
+          <w:bCs/>
+          <w:sz w:val="24"/>
+        </w:rPr>
+      </w:pPr>
+      <w:r>
+        <w:rPr>
+          <w:rFonts w:hint="eastAsia"/>
+          <w:b/>
+          <w:sz w:val="24"/>
+        </w:rPr>
+        <w:lastRenderedPageBreak/>
+        <w:t xml:space="preserve">▶ </w:t>
+      </w:r>
+      <w:r>
+        <w:rPr>
+          <w:b/>
+          <w:bCs/>
+          <w:sz w:val="24"/>
+        </w:rPr>
+        <w:t xml:space="preserve">Project </w:t>
+      </w:r>
+      <w:r>
+        <w:rPr>
+          <w:rFonts w:hint="eastAsia"/>
+          <w:b/>
+          <w:bCs/>
+          <w:sz w:val="24"/>
+        </w:rPr>
+        <w:t>2</w:t>
+      </w:r>
+      <w:r>
+        <w:rPr>
+          <w:b/>
+          <w:bCs/>
+          <w:sz w:val="24"/>
+        </w:rPr>
+        <w:t xml:space="preserve"> : </w:t>
+      </w:r>
+      <w:r>
+        <w:rPr>
+          <w:rFonts w:hint="eastAsia"/>
+          <w:b/>
+          <w:bCs/>
+          <w:sz w:val="24"/>
+        </w:rPr>
+        <w:t>Dish-Propose(체형 분석 기반 식단 추천 서비스)</w:t>
+      </w:r>
+      <w:r>
+        <w:rPr>
+          <w:rFonts w:hint="eastAsia"/>
+          <w:color w:val="EE0000"/>
+          <w:sz w:val="18"/>
+          <w:szCs w:val="18"/>
+        </w:rPr>
+        <w:t xml:space="preserve"> (Project 1과 같은 형식으로 작성. 아래 내용은 구조 예시)</w:t>
+      </w:r>
+    </w:p>
+    <w:p>
+      <w:pPr>
+        <w:numPr>
+          <w:ilvl w:val="0"/>
+          <w:numId w:val="1"/>
+        </w:numPr>
+      </w:pPr>
+      <w:r>
+        <w:rPr>
+          <w:rFonts w:hint="eastAsia"/>
+        </w:rPr>
+        <w:t xml:space="preserve">기간 : </w:t>
+      </w:r>
+      <w:r>
+        <w:t>2026.</w:t>
+      </w:r>
+      <w:r>
+        <w:t>10</w:t>
+      </w:r>
+      <w:r>
+        <w:t>.2</w:t>
+      </w:r>
+      <w:r>
+        <w:t>6</w:t>
+      </w:r>
+      <w:r>
+        <w:t xml:space="preserve"> ~ 2026.1</w:t>
+      </w:r>
+      <w:r>
+        <w:t>1</w:t>
+      </w:r>
+      <w:r>
+        <w:t>.</w:t>
+      </w:r>
+      <w:r>
+        <w:t>20</w:t>
+      </w:r>
+      <w:r>
+        <w:t xml:space="preserve"> (</w:t>
+      </w:r>
+      <w:r>
+        <w:t>4</w:t>
+      </w:r>
+      <w:r>
+        <w:rPr>
+          <w:rFonts w:hint="eastAsia"/>
+        </w:rPr>
+        <w:t>주</w:t>
+      </w:r>
+      <w:r>
+        <w:t xml:space="preserve">) / 팀원 </w:t>
+      </w:r>
+      <w:r>
+        <w:t>3</w:t>
+      </w:r>
+      <w:r>
+        <w:t>명</w:t>
+      </w:r>
+    </w:p>
+    <w:p>
+      <w:pPr>
+        <w:rPr>
+          <w:color w:val="EE0000"/>
+        </w:rPr>
+      </w:pPr>
+      <w:r>
+        <w:rPr>
+          <w:rFonts w:hint="eastAsia"/>
+          <w:b/>
+          <w:szCs w:val="22"/>
+        </w:rPr>
+        <w:t>주요 기술 스택</w:t>
+      </w:r>
+    </w:p>
+    <w:p>
+      <w:pPr>
+        <w:numPr>
+          <w:ilvl w:val="0"/>
+          <w:numId w:val="1"/>
+        </w:numPr>
+      </w:pPr>
+      <w:r>
+        <w:rPr>
+          <w:rFonts w:hint="eastAsia"/>
+          <w:b/>
+          <w:sz w:val="21"/>
+          <w:szCs w:val="21"/>
+        </w:rPr>
+        <w:t xml:space="preserve">Backend/DB : </w:t>
+      </w:r>
+      <w:r>
+        <w:rPr>
+          <w:rFonts w:hint="eastAsia"/>
+          <w:sz w:val="21"/>
+          <w:szCs w:val="21"/>
+        </w:rPr>
+        <w:t>Python 3.10, D</w:t>
+      </w:r>
+      <w:r>
+        <w:rPr>
+          <w:sz w:val="21"/>
+          <w:szCs w:val="21"/>
+        </w:rPr>
+        <w:t>jango 5.2</w:t>
+      </w:r>
+      <w:r>
+        <w:rPr>
+          <w:rFonts w:hint="eastAsia"/>
+          <w:sz w:val="21"/>
+          <w:szCs w:val="21"/>
+        </w:rPr>
+        <w:t>, MySQL 8.0(ERD 설계)</w:t>
+      </w:r>
+    </w:p>
+    <w:p>
+      <w:pPr>
+        <w:numPr>
+          <w:ilvl w:val="0"/>
+          <w:numId w:val="1"/>
+        </w:numPr>
+      </w:pPr>
+      <w:r>
+        <w:rPr>
+          <w:rFonts w:hint="eastAsia"/>
+          <w:b/>
+          <w:sz w:val="21"/>
+          <w:szCs w:val="21"/>
+        </w:rPr>
+        <w:t xml:space="preserve">ML : </w:t>
+      </w:r>
+      <w:r>
+        <w:rPr>
+          <w:rFonts w:hint="eastAsia"/>
+          <w:sz w:val="21"/>
+          <w:szCs w:val="21"/>
+        </w:rPr>
+        <w:t>scikit-learn, XGBoost, LightGBM, Voting 앙상블, TensorFlow</w:t>
+      </w:r>
+    </w:p>
+    <w:p>
+      <w:pPr>
+        <w:numPr>
+          <w:ilvl w:val="0"/>
+          <w:numId w:val="1"/>
+        </w:numPr>
+      </w:pPr>
+      <w:r>
+        <w:rPr>
+          <w:rFonts w:hint="eastAsia"/>
+          <w:b/>
+          <w:sz w:val="21"/>
+          <w:szCs w:val="21"/>
+        </w:rPr>
+        <w:t xml:space="preserve">LLM/NLP : </w:t>
+      </w:r>
+      <w:r>
+        <w:rPr>
+          <w:rFonts w:hint="eastAsia"/>
+          <w:sz w:val="21"/>
+          <w:szCs w:val="21"/>
+        </w:rPr>
+        <w:t>gpt-4o-mini(추론), Exaone3.5·Ollama(요약), solar-embedding-1-large(임베딩), klue/roberta-base(리뷰 감정분석)</w:t>
+      </w:r>
+    </w:p>
+    <w:p>
+      <w:pPr>
+        <w:numPr>
+          <w:ilvl w:val="0"/>
+          <w:numId w:val="1"/>
+        </w:numPr>
+      </w:pPr>
+      <w:r>
+        <w:rPr>
+          <w:rFonts w:hint="eastAsia"/>
+          <w:b/>
+          <w:sz w:val="21"/>
+          <w:szCs w:val="21"/>
+        </w:rPr>
+        <w:t xml:space="preserve">데이터 : </w:t>
+      </w:r>
+      <w:r>
+        <w:rPr>
+          <w:rFonts w:hint="eastAsia"/>
+          <w:sz w:val="21"/>
+          <w:szCs w:val="21"/>
+        </w:rPr>
+        <w:t>소상공인시장진흥공단·국토교통부·통계청·서울 열린데이터광장 등 공공데이터</w:t>
+      </w:r>
+    </w:p>
+    <w:p>
+      <w:pPr>
+        <w:numPr>
+          <w:ilvl w:val="0"/>
+          <w:numId w:val="1"/>
+        </w:numPr>
+      </w:pPr>
+      <w:r>
+        <w:rPr>
+          <w:rFonts w:hint="eastAsia"/>
+          <w:b/>
+          <w:sz w:val="21"/>
+          <w:szCs w:val="21"/>
+        </w:rPr>
+        <w:t xml:space="preserve">협업/배포 : </w:t>
+      </w:r>
+      <w:r>
+        <w:rPr>
+          <w:rFonts w:hint="eastAsia"/>
+          <w:sz w:val="21"/>
+          <w:szCs w:val="21"/>
+        </w:rPr>
+        <w:t>GitHub Issues·Branch(feature/develop/master), Notion, AWS EC2, Nginx</w:t>
+      </w:r>
+    </w:p>
+    <w:p>
+      <w:pPr>
+        <w:rPr>
+          <w:color w:val="EE0000"/>
+        </w:rPr>
+      </w:pPr>
+      <w:r>
+        <w:rPr>
+          <w:rFonts w:hint="eastAsia"/>
+          <w:b/>
+          <w:bCs/>
+        </w:rPr>
+        <w:t xml:space="preserve">담당 역할 및 주요 </w:t>
+      </w:r>
+      <w:r>
+        <w:rPr>
+          <w:b/>
+          <w:bCs/>
+        </w:rPr>
+        <w:t>기여</w:t>
+      </w:r>
+      <w:r>
+        <w:rPr>
+          <w:rFonts w:hint="eastAsia"/>
+          <w:color w:val="EE0000"/>
+          <w:sz w:val="18"/>
+          <w:szCs w:val="18"/>
+        </w:rPr>
+        <w:t xml:space="preserve"> (본인 기여 팀 전체가 아닌 '내가 한 일'만)</w:t>
+      </w:r>
+    </w:p>
+    <w:p>
+      <w:pPr>
+        <w:numPr>
+          <w:ilvl w:val="0"/>
+          <w:numId w:val="2"/>
+        </w:numPr>
+      </w:pPr>
+      <w:r>
+        <w:t xml:space="preserve">상권 데이터 수집·전처리 파이프라인 구축 → </w:t>
+      </w:r>
+      <w:r>
+        <w:rPr>
+          <w:b/>
+          <w:bCs/>
+        </w:rPr>
+        <w:t>처리 시간 40% 단축, 메모리 사용량 70% 감소</w:t>
+      </w:r>
+      <w:r>
+        <w:rPr>
+          <w:rFonts w:hint="eastAsia"/>
+        </w:rPr>
+        <w:t xml:space="preserve"> : pandas.read_csv(chunksize)</w:t>
+      </w:r>
+    </w:p>
+    <w:p>
+      <w:pPr>
+        <w:numPr>
+          <w:ilvl w:val="0"/>
+          <w:numId w:val="2"/>
+        </w:numPr>
+      </w:pPr>
+      <w:r>
+        <w:t>국토교통부 실거래가 웹 크롤링 모듈 개발</w:t>
+      </w:r>
+    </w:p>
+    <w:p>
+      <w:pPr>
+        <w:numPr>
+          <w:ilvl w:val="0"/>
+          <w:numId w:val="2"/>
+        </w:numPr>
+      </w:pPr>
+      <w:r>
+        <w:t>매출 예측 모델 개발 (EDA, 변수 최적화, 하이퍼파라미터 튜닝)</w:t>
+      </w:r>
+    </w:p>
+    <w:p>
+      <w:pPr>
+        <w:numPr>
+          <w:ilvl w:val="1"/>
+          <w:numId w:val="2"/>
+        </w:numPr>
+      </w:pPr>
+      <w:r>
+        <w:rPr>
+          <w:rFonts w:hint="eastAsia"/>
+        </w:rPr>
+        <w:t>상관분석으로 영향 변수 도출, 실루엣 계수 분석</w:t>
+      </w:r>
+      <w:r>
+        <w:t>으로</w:t>
+      </w:r>
+      <w:r>
+        <w:rPr>
+          <w:rFonts w:hint="eastAsia"/>
+        </w:rPr>
+        <w:t xml:space="preserve"> 클러스터링, feature I</w:t>
+      </w:r>
+      <w:r>
+        <w:t>m</w:t>
+      </w:r>
+      <w:r>
+        <w:rPr>
+          <w:rFonts w:hint="eastAsia"/>
+        </w:rPr>
+        <w:t xml:space="preserve">portance 분석으로 핵심 변수 선별 </w:t>
+      </w:r>
+      <w:r>
+        <w:t>→</w:t>
+      </w:r>
+      <w:r>
+        <w:rPr>
+          <w:rFonts w:hint="eastAsia"/>
+        </w:rPr>
+        <w:t xml:space="preserve"> 다중공선성 제거</w:t>
+      </w:r>
+    </w:p>
+    <w:p>
+      <w:pPr>
+        <w:numPr>
+          <w:ilvl w:val="1"/>
+          <w:numId w:val="2"/>
+        </w:numPr>
+      </w:pPr>
+      <w:r>
+        <w:t xml:space="preserve">XGBoost → </w:t>
+      </w:r>
+      <w:r>
+        <w:rPr>
+          <w:b/>
+          <w:bCs/>
+        </w:rPr>
+        <w:t>F1-score 0.83, Accuracy 0.81, AUC 0.86</w:t>
+      </w:r>
+    </w:p>
+    <w:p>
+      <w:pPr>
+        <w:numPr>
+          <w:ilvl w:val="1"/>
+          <w:numId w:val="2"/>
+        </w:numPr>
+      </w:pPr>
+      <w:r>
+        <w:t>회귀모델 RMSE 0.12(20% 개선), Adjusted R² 0.82</w:t>
+      </w:r>
+    </w:p>
+    <w:p>
+      <w:pPr>
+        <w:numPr>
+          <w:ilvl w:val="1"/>
+          <w:numId w:val="2"/>
+        </w:numPr>
+      </w:pPr>
+      <w:r>
+        <w:t xml:space="preserve">기존 선형회귀 대비 예측 정확도 </w:t>
+      </w:r>
+      <w:r>
+        <w:rPr>
+          <w:b/>
+          <w:bCs/>
+        </w:rPr>
+        <w:t>15% 향상</w:t>
+      </w:r>
+    </w:p>
+    <w:p>
+      <w:pPr>
+        <w:numPr>
+          <w:ilvl w:val="0"/>
+          <w:numId w:val="2"/>
+        </w:numPr>
+      </w:pPr>
+      <w:r>
+        <w:t>RAG 기반 창업 컨설팅 챗봇</w:t>
+      </w:r>
+      <w:r>
+        <w:rPr>
+          <w:rFonts w:hint="eastAsia"/>
+        </w:rPr>
+        <w:t xml:space="preserve"> </w:t>
+      </w:r>
+      <w:r>
+        <w:t>→</w:t>
+      </w:r>
+      <w:r>
+        <w:rPr>
+          <w:rFonts w:hint="eastAsia"/>
+        </w:rPr>
+        <w:t xml:space="preserve"> category, title 메타 데이터 추가로 top-k 분류 검색의 </w:t>
+      </w:r>
+      <w:r>
+        <w:rPr>
+          <w:rFonts w:hint="eastAsia"/>
+          <w:b/>
+          <w:bCs/>
+        </w:rPr>
+        <w:t>정확도 개선</w:t>
+      </w:r>
+    </w:p>
+    <w:p>
+      <w:pPr>
+        <w:numPr>
+          <w:ilvl w:val="0"/>
+          <w:numId w:val="2"/>
+        </w:numPr>
+      </w:pPr>
+      <w:r>
+        <w:rPr>
+          <w:rFonts w:hint="eastAsia"/>
+        </w:rPr>
+        <w:t>D</w:t>
+      </w:r>
+      <w:r>
+        <w:t>jango</w:t>
+      </w:r>
+      <w:r>
+        <w:t xml:space="preserve"> 백엔드 개발 (반응형 웹, 지역에 </w:t>
+      </w:r>
+      <w:r>
+        <w:rPr>
+          <w:rFonts w:hint="eastAsia"/>
+        </w:rPr>
+        <w:t>따른 상권 분석 및 예측 서비스 제공,</w:t>
+      </w:r>
+      <w:r>
+        <w:t xml:space="preserve"> API 엔드포인트, 결과 페이지, 예외 처리</w:t>
+      </w:r>
+      <w:r>
+        <w:rPr>
+          <w:rFonts w:hint="eastAsia"/>
+        </w:rPr>
+        <w:t>. ORM 활용, 예외처리</w:t>
+      </w:r>
+      <w:r>
+        <w:t>)</w:t>
+      </w:r>
+    </w:p>
+    <w:p>
+      <w:r>
+        <w:rPr>
+          <w:b/>
+          <w:bCs/>
+        </w:rPr>
+        <w:t>성과</w:t>
+      </w:r>
+    </w:p>
+    <w:p>
+      <w:pPr>
+        <w:widowControl/>
+        <w:numPr>
+          <w:ilvl w:val="0"/>
+          <w:numId w:val="7"/>
+        </w:numPr>
+        <w:wordWrap/>
+        <w:autoSpaceDE/>
+        <w:autoSpaceDN/>
+        <w:spacing w:before="100" w:beforeAutospacing="1" w:after="100" w:afterAutospacing="1"/>
+        <w:rPr>
+          <w:rFonts w:ascii="굴림" w:eastAsia="굴림" w:hAnsi="굴림" w:cs="굴림"/>
+          <w:kern w:val="0"/>
+          <w:sz w:val="24"/>
+          <w14:ligatures w14:val="none"/>
+        </w:rPr>
+      </w:pPr>
+      <w:r>
+        <w:t xml:space="preserve">체형 분류(5종) Macro F1 </w:t>
+      </w:r>
+      <w:r>
+        <w:rPr>
+          <w:rStyle w:val="af1"/>
+        </w:rPr>
+        <w:t>0.68 → 0.84</w:t>
+      </w:r>
+      <w:r>
+        <w:t xml:space="preserve"> 향상 (신체 측정 데이터 기반 DNN, 클래스 가중치로 불균형 보정, 랜덤포레스트 베이스라인 대비)</w:t>
+      </w:r>
+    </w:p>
+    <w:p>
+      <w:pPr>
+        <w:widowControl/>
+        <w:numPr>
+          <w:ilvl w:val="0"/>
+          <w:numId w:val="7"/>
+        </w:numPr>
+        <w:wordWrap/>
+        <w:autoSpaceDE/>
+        <w:autoSpaceDN/>
+        <w:spacing w:before="100" w:beforeAutospacing="1" w:after="100" w:afterAutospacing="1"/>
+        <w:rPr>
+          <w:rFonts w:ascii="굴림" w:eastAsia="굴림" w:hAnsi="굴림" w:cs="굴림"/>
+          <w:kern w:val="0"/>
+          <w:sz w:val="24"/>
+          <w14:ligatures w14:val="none"/>
+        </w:rPr>
+      </w:pPr>
+      <w:r>
+        <w:rPr>
+          <w:rFonts w:hint="eastAsia"/>
+        </w:rPr>
+        <w:lastRenderedPageBreak/>
+        <w:t>E</w:t>
+      </w:r>
+      <w:r>
+        <w:t>XAONE-3.5-2.4B</w:t>
+      </w:r>
+      <w:r>
+        <w:rPr>
+          <w:rFonts w:hint="eastAsia"/>
+        </w:rPr>
+        <w:t xml:space="preserve">에 </w:t>
+      </w:r>
+      <w:r>
+        <w:t>Q</w:t>
+      </w:r>
+      <w:r>
+        <w:rPr>
+          <w:rFonts w:hint="eastAsia"/>
+        </w:rPr>
+        <w:t>L</w:t>
+      </w:r>
+      <w:r>
+        <w:t xml:space="preserve">oRA </w:t>
+      </w:r>
+      <w:r>
+        <w:rPr>
+          <w:rFonts w:hint="eastAsia"/>
+        </w:rPr>
+        <w:t>파인튜닝</w:t>
+      </w:r>
+      <w:r>
+        <w:rPr>
+          <w:rFonts w:hint="eastAsia"/>
+        </w:rPr>
+        <w:t xml:space="preserve">을 사용하여 경량화된 모형으로 </w:t>
+      </w:r>
+      <w:r>
+        <w:t xml:space="preserve">local </w:t>
+      </w:r>
+      <w:r>
+        <w:rPr>
+          <w:rFonts w:hint="eastAsia"/>
+        </w:rPr>
+        <w:t>L</w:t>
+      </w:r>
+      <w:r>
+        <w:t xml:space="preserve">LM </w:t>
+      </w:r>
+      <w:r>
+        <w:t>RAG</w:t>
+      </w:r>
+      <w:r>
+        <w:rPr>
+          <w:rFonts w:hint="eastAsia"/>
+        </w:rPr>
+        <w:t>구현</w:t>
+      </w:r>
+    </w:p>
+    <w:p>
+      <w:pPr>
+        <w:numPr>
+          <w:ilvl w:val="0"/>
+          <w:numId w:val="3"/>
+        </w:numPr>
+      </w:pPr>
+      <w:r>
+        <w:rPr>
+          <w:rFonts w:hint="eastAsia"/>
+        </w:rPr>
+        <w:t>R</w:t>
+      </w:r>
+      <w:r>
+        <w:t xml:space="preserve">eranker </w:t>
+      </w:r>
+      <w:r>
+        <w:rPr>
+          <w:rFonts w:hint="eastAsia"/>
+        </w:rPr>
+        <w:t>도입,</w:t>
+      </w:r>
+      <w:r>
+        <w:t xml:space="preserve"> </w:t>
+      </w:r>
+      <w:r>
+        <w:rPr>
+          <w:rFonts w:hint="eastAsia"/>
+        </w:rPr>
+        <w:t>프롬프트에 근거 문서 인용</w:t>
+      </w:r>
+      <w:r>
+        <w:rPr>
+          <w:rFonts w:hint="eastAsia"/>
+        </w:rPr>
+        <w:t xml:space="preserve"> </w:t>
+      </w:r>
+      <w:r>
+        <w:rPr>
+          <w:rFonts w:hint="eastAsia"/>
+        </w:rPr>
+        <w:t xml:space="preserve">강제 등을 이용한 </w:t>
+      </w:r>
+      <w:r>
+        <w:t>RAGAS Faithfulness 0.71 → 0.88 향상</w:t>
+      </w:r>
+    </w:p>
+    <w:p>
+      <w:pPr>
+        <w:numPr>
+          <w:ilvl w:val="0"/>
+          <w:numId w:val="3"/>
+        </w:numPr>
+      </w:pPr>
+      <w:r>
+        <w:rPr>
+          <w:rFonts w:hint="eastAsia"/>
+        </w:rPr>
+        <w:t>평균</w:t>
+      </w:r>
+      <w:r>
+        <w:t xml:space="preserve"> 응답 속도 </w:t>
+      </w:r>
+      <w:r>
+        <w:rPr>
+          <w:b/>
+          <w:bCs/>
+        </w:rPr>
+        <w:t xml:space="preserve">평균 </w:t>
+      </w:r>
+      <w:r>
+        <w:rPr>
+          <w:b/>
+          <w:bCs/>
+        </w:rPr>
+        <w:t>4</w:t>
+      </w:r>
+      <w:r>
+        <w:rPr>
+          <w:b/>
+          <w:bCs/>
+        </w:rPr>
+        <w:t>.2초</w:t>
+      </w:r>
+      <w:r>
+        <w:rPr>
+          <w:rFonts w:hint="eastAsia"/>
+          <w:b/>
+          <w:bCs/>
+        </w:rPr>
+        <w:t xml:space="preserve"> </w:t>
+      </w:r>
+      <w:r>
+        <w:rPr>
+          <w:rFonts w:hAnsiTheme="minorEastAsia" w:hint="eastAsia"/>
+          <w:b/>
+          <w:bCs/>
+        </w:rPr>
+        <w:t>→</w:t>
+      </w:r>
+      <w:r>
+        <w:rPr>
+          <w:b/>
+          <w:bCs/>
+        </w:rPr>
+        <w:t>1.8</w:t>
+      </w:r>
+      <w:r>
+        <w:rPr>
+          <w:rFonts w:hint="eastAsia"/>
+          <w:b/>
+          <w:bCs/>
+        </w:rPr>
+        <w:t>초 단축</w:t>
+      </w:r>
+      <w:r>
+        <w:t xml:space="preserve"> (</w:t>
+      </w:r>
+      <w:r>
+        <w:rPr>
+          <w:rFonts w:hint="eastAsia"/>
+        </w:rPr>
+        <w:t>청크 크기 조정 및 검색 문서 수 축소</w:t>
+      </w:r>
+      <w:r>
+        <w:t>)</w:t>
+      </w:r>
+    </w:p>
+    <w:p>
+      <w:pPr>
+        <w:numPr>
+          <w:ilvl w:val="0"/>
+          <w:numId w:val="3"/>
+        </w:numPr>
+      </w:pPr>
+      <w:r>
+        <w:rPr>
+          <w:rFonts w:hint="eastAsia"/>
+        </w:rPr>
+        <w:t xml:space="preserve">청크 크기 및 </w:t>
+      </w:r>
+      <w:r>
+        <w:t xml:space="preserve">overlap </w:t>
+      </w:r>
+      <w:r>
+        <w:rPr>
+          <w:rFonts w:hint="eastAsia"/>
+        </w:rPr>
+        <w:t>비교 실험으로 문서 유형별 최적 분할 기준 도출.</w:t>
+      </w:r>
+      <w:r>
+        <w:t xml:space="preserve"> </w:t>
+      </w:r>
+      <w:r>
+        <w:rPr>
+          <w:rFonts w:hint="eastAsia"/>
+        </w:rPr>
+        <w:t>검색 성능이 답변 품질을 좌우한다는 점을 체감하고 생성보다 검색 개선에 우선 순위를 둠.</w:t>
+      </w:r>
+    </w:p>
+    <w:p>
+      <w:pPr>
+        <w:numPr>
+          <w:ilvl w:val="0"/>
+          <w:numId w:val="3"/>
+        </w:numPr>
+      </w:pPr>
+      <w:r>
+        <w:t>AWS EC2 배포 및 운영 경험 (Nginx, 가상환경, 환경변수 관리)</w:t>
+      </w:r>
+    </w:p>
+    <w:p>
+      <w:r>
+        <w:rPr>
+          <w:b/>
+          <w:bCs/>
+        </w:rPr>
+        <w:t>참고 링크</w:t>
+      </w:r>
+    </w:p>
+    <w:p>
+      <w:pPr>
+        <w:numPr>
+          <w:ilvl w:val="0"/>
+          <w:numId w:val="4"/>
+        </w:numPr>
+      </w:pPr>
+      <w:r>
+        <w:t xml:space="preserve">Github: </w:t>
+      </w:r>
+      <w:hyperlink r:id="rId14" w:history="1">
+        <w:r>
+          <w:rPr>
+            <w:rStyle w:val="aa"/>
+          </w:rPr>
+          <w:t>https://github.com/4aix/1stProject</w:t>
+        </w:r>
+      </w:hyperlink>
+      <w:r>
+        <w:rPr>
+          <w:rStyle w:val="aa"/>
+        </w:rPr>
+        <w:t xml:space="preserve"> </w:t>
+      </w:r>
+    </w:p>
+    <w:p>
+      <w:pPr>
+        <w:numPr>
+          <w:ilvl w:val="0"/>
+          <w:numId w:val="4"/>
+        </w:numPr>
+      </w:pPr>
+      <w:r>
+        <w:rPr>
+          <w:rFonts w:hint="eastAsia"/>
+        </w:rPr>
+        <w:t xml:space="preserve">배포 : </w:t>
+      </w:r>
+      <w:hyperlink r:id="rId15" w:history="1">
+        <w:r>
+          <w:rPr>
+            <w:rStyle w:val="aa"/>
+          </w:rPr>
+          <w:t>https://3.52.145</w:t>
+        </w:r>
+      </w:hyperlink>
+      <w:r>
+        <w:rPr>
+          <w:rStyle w:val="aa"/>
+        </w:rPr>
+        <w:t>.2</w:t>
+      </w:r>
+      <w:r>
+        <w:rPr>
+          <w:rStyle w:val="aa"/>
+        </w:rPr>
+        <w:t>:8000</w:t>
+      </w:r>
+      <w:r>
+        <w:t xml:space="preserve"> </w:t>
+      </w:r>
+    </w:p>
+    <w:p>
+      <w:pPr>
+        <w:numPr>
+          <w:ilvl w:val="0"/>
+          <w:numId w:val="4"/>
+        </w:numPr>
+      </w:pPr>
+      <w:r>
+        <w:rPr>
+          <w:rFonts w:hint="eastAsia"/>
+        </w:rPr>
+        <w:t xml:space="preserve">설명 </w:t>
+      </w:r>
+      <w:r>
+        <w:t xml:space="preserve">: </w:t>
+      </w:r>
+      <w:hyperlink r:id="rId16" w:history="1">
+        <w:r>
+          <w:rPr>
+            <w:rStyle w:val="aa"/>
+          </w:rPr>
           <w:t>https://slides-ten-lilac.vercel.app</w:t>
         </w:r>
       </w:hyperlink>
@@ -1498,7 +2478,7 @@
       <w:r>
         <w:t xml:space="preserve"> </w:t>
       </w:r>
-      <w:hyperlink r:id="rId13" w:history="1">
+      <w:hyperlink r:id="rId17" w:history="1">
         <w:r>
           <w:rPr>
             <w:rStyle w:val="aa"/>
@@ -1514,7 +2494,7 @@
       <w:pPr>
         <w:numPr>
           <w:ilvl w:val="0"/>
-          <w:numId w:val="4"/>
+          <w:numId w:val="1"/>
         </w:numPr>
         <w:rPr>
           <w:rFonts w:ascii="Segoe UI Emoji" w:hAnsi="Segoe UI Emoji" w:cs="Segoe UI Emoji"/>
@@ -1534,7 +2514,7 @@
       <w:r>
         <w:t xml:space="preserve"> : </w:t>
       </w:r>
-      <w:hyperlink r:id="rId14" w:history="1">
+      <w:hyperlink r:id="rId18" w:history="1">
         <w:r>
           <w:rPr>
             <w:rStyle w:val="aa"/>
@@ -1542,985 +2522,6 @@
           <w:t>https://youtu.be/yPtS84VCDPQ</w:t>
         </w:r>
       </w:hyperlink>
-      <w:r>
-        <w:t xml:space="preserve"> </w:t>
-      </w:r>
-    </w:p>
-    <w:p>
-      <w:pPr>
-        <w:rPr>
-          <w:rFonts w:ascii="Segoe UI Emoji" w:hAnsi="Segoe UI Emoji" w:cs="Segoe UI Emoji"/>
-          <w:b/>
-          <w:bCs/>
-        </w:rPr>
-      </w:pPr>
-      <w:r>
-        <w:rPr>
-          <w:rFonts w:ascii="Segoe UI Emoji" w:hAnsi="Segoe UI Emoji" w:cs="Segoe UI Emoji"/>
-          <w:b/>
-          <w:bCs/>
-        </w:rPr>
-        <w:pict>
-          <v:rect id="_x0000_i1026" style="width:410.3pt;height:1pt" o:hrpct="988" o:hralign="center" o:hrstd="t" o:hr="t" fillcolor="#a0a0a0" stroked="f"/>
-        </w:pict>
-      </w:r>
-    </w:p>
-    <w:p>
-      <w:pPr>
-        <w:rPr>
-          <w:b/>
-          <w:bCs/>
-          <w:sz w:val="24"/>
-        </w:rPr>
-      </w:pPr>
-      <w:r>
-        <w:rPr>
-          <w:rFonts w:hint="eastAsia"/>
-          <w:b/>
-          <w:sz w:val="24"/>
-        </w:rPr>
-        <w:lastRenderedPageBreak/>
-        <w:t xml:space="preserve">▶ </w:t>
-      </w:r>
-      <w:r>
-        <w:rPr>
-          <w:b/>
-          <w:bCs/>
-          <w:sz w:val="24"/>
-        </w:rPr>
-        <w:t xml:space="preserve">Project </w:t>
-      </w:r>
-      <w:r>
-        <w:rPr>
-          <w:rFonts w:hint="eastAsia"/>
-          <w:b/>
-          <w:bCs/>
-          <w:sz w:val="24"/>
-        </w:rPr>
-        <w:t>2</w:t>
-      </w:r>
-      <w:r>
-        <w:rPr>
-          <w:b/>
-          <w:bCs/>
-          <w:sz w:val="24"/>
-        </w:rPr>
-        <w:t xml:space="preserve"> : </w:t>
-      </w:r>
-      <w:r>
-        <w:rPr>
-          <w:rFonts w:hint="eastAsia"/>
-          <w:b/>
-          <w:bCs/>
-          <w:sz w:val="24"/>
-        </w:rPr>
-        <w:t>Dish-Propose(체형 분석 기반 식단 추천 서비스)</w:t>
-      </w:r>
-      <w:r>
-        <w:rPr>
-          <w:rFonts w:hint="eastAsia"/>
-          <w:color w:val="EE0000"/>
-          <w:sz w:val="18"/>
-          <w:szCs w:val="18"/>
-        </w:rPr>
-        <w:t xml:space="preserve"> (Project 1과 같은 형식으로 작성. 아래 내용은 구조 예시)</w:t>
-      </w:r>
-    </w:p>
-    <w:p>
-      <w:pPr>
-        <w:numPr>
-          <w:ilvl w:val="0"/>
-          <w:numId w:val="1"/>
-        </w:numPr>
-      </w:pPr>
-      <w:r>
-        <w:rPr>
-          <w:rFonts w:hint="eastAsia"/>
-        </w:rPr>
-        <w:t xml:space="preserve">기간 : </w:t>
-      </w:r>
-      <w:r>
-        <w:t>2026.</w:t>
-      </w:r>
-      <w:r>
-        <w:t>10</w:t>
-      </w:r>
-      <w:r>
-        <w:t>.2</w:t>
-      </w:r>
-      <w:r>
-        <w:t>6</w:t>
-      </w:r>
-      <w:r>
-        <w:t xml:space="preserve"> ~ 2026.1</w:t>
-      </w:r>
-      <w:r>
-        <w:t>1</w:t>
-      </w:r>
-      <w:r>
-        <w:t>.</w:t>
-      </w:r>
-      <w:r>
-        <w:t>20</w:t>
-      </w:r>
-      <w:r>
-        <w:t xml:space="preserve"> (</w:t>
-      </w:r>
-      <w:r>
-        <w:t>4</w:t>
-      </w:r>
-      <w:r>
-        <w:rPr>
-          <w:rFonts w:hint="eastAsia"/>
-        </w:rPr>
-        <w:t>주</w:t>
-      </w:r>
-      <w:r>
-        <w:t xml:space="preserve">) / 팀원 </w:t>
-      </w:r>
-      <w:r>
-        <w:t>3</w:t>
-      </w:r>
-      <w:r>
-        <w:t>명</w:t>
-      </w:r>
-    </w:p>
-    <w:p>
-      <w:pPr>
-        <w:rPr>
-          <w:color w:val="EE0000"/>
-        </w:rPr>
-      </w:pPr>
-      <w:r>
-        <w:rPr>
-          <w:rFonts w:hint="eastAsia"/>
-          <w:b/>
-          <w:szCs w:val="22"/>
-        </w:rPr>
-        <w:t>주요 기술 스택</w:t>
-      </w:r>
-    </w:p>
-    <w:p>
-      <w:pPr>
-        <w:numPr>
-          <w:ilvl w:val="0"/>
-          <w:numId w:val="1"/>
-        </w:numPr>
-      </w:pPr>
-      <w:r>
-        <w:rPr>
-          <w:rFonts w:hint="eastAsia"/>
-          <w:b/>
-          <w:sz w:val="21"/>
-          <w:szCs w:val="21"/>
-        </w:rPr>
-        <w:t xml:space="preserve">Backend/DB : </w:t>
-      </w:r>
-      <w:r>
-        <w:rPr>
-          <w:rFonts w:hint="eastAsia"/>
-          <w:sz w:val="21"/>
-          <w:szCs w:val="21"/>
-        </w:rPr>
-        <w:t>Python 3.10, D</w:t>
-      </w:r>
-      <w:r>
-        <w:rPr>
-          <w:sz w:val="21"/>
-          <w:szCs w:val="21"/>
-        </w:rPr>
-        <w:t>jango 5.2</w:t>
-      </w:r>
-      <w:r>
-        <w:rPr>
-          <w:rFonts w:hint="eastAsia"/>
-          <w:sz w:val="21"/>
-          <w:szCs w:val="21"/>
-        </w:rPr>
-        <w:t>, MySQL 8.0(ERD 설계)</w:t>
-      </w:r>
-    </w:p>
-    <w:p>
-      <w:pPr>
-        <w:numPr>
-          <w:ilvl w:val="0"/>
-          <w:numId w:val="1"/>
-        </w:numPr>
-      </w:pPr>
-      <w:r>
-        <w:rPr>
-          <w:rFonts w:hint="eastAsia"/>
-          <w:b/>
-          <w:sz w:val="21"/>
-          <w:szCs w:val="21"/>
-        </w:rPr>
-        <w:t xml:space="preserve">ML : </w:t>
-      </w:r>
-      <w:r>
-        <w:rPr>
-          <w:rFonts w:hint="eastAsia"/>
-          <w:sz w:val="21"/>
-          <w:szCs w:val="21"/>
-        </w:rPr>
-        <w:t>scikit-learn, XGBoost, LightGBM, Voting 앙상블, TensorFlow</w:t>
-      </w:r>
-    </w:p>
-    <w:p>
-      <w:pPr>
-        <w:numPr>
-          <w:ilvl w:val="0"/>
-          <w:numId w:val="1"/>
-        </w:numPr>
-      </w:pPr>
-      <w:r>
-        <w:rPr>
-          <w:rFonts w:hint="eastAsia"/>
-          <w:b/>
-          <w:sz w:val="21"/>
-          <w:szCs w:val="21"/>
-        </w:rPr>
-        <w:t xml:space="preserve">LLM/NLP : </w:t>
-      </w:r>
-      <w:r>
-        <w:rPr>
-          <w:rFonts w:hint="eastAsia"/>
-          <w:sz w:val="21"/>
-          <w:szCs w:val="21"/>
-        </w:rPr>
-        <w:t>gpt-4o-mini(추론), Exaone3.5·Ollama(요약), solar-embedding-1-large(임베딩), klue/roberta-base(리뷰 감정분석)</w:t>
-      </w:r>
-    </w:p>
-    <w:p>
-      <w:pPr>
-        <w:numPr>
-          <w:ilvl w:val="0"/>
-          <w:numId w:val="1"/>
-        </w:numPr>
-      </w:pPr>
-      <w:r>
-        <w:rPr>
-          <w:rFonts w:hint="eastAsia"/>
-          <w:b/>
-          <w:sz w:val="21"/>
-          <w:szCs w:val="21"/>
-        </w:rPr>
-        <w:t xml:space="preserve">데이터 : </w:t>
-      </w:r>
-      <w:r>
-        <w:rPr>
-          <w:rFonts w:hint="eastAsia"/>
-          <w:sz w:val="21"/>
-          <w:szCs w:val="21"/>
-        </w:rPr>
-        <w:t>소상공인시장진흥공단·국토교통부·통계청·서울 열린데이터광장 등 공공데이터</w:t>
-      </w:r>
-    </w:p>
-    <w:p>
-      <w:pPr>
-        <w:numPr>
-          <w:ilvl w:val="0"/>
-          <w:numId w:val="1"/>
-        </w:numPr>
-      </w:pPr>
-      <w:r>
-        <w:rPr>
-          <w:rFonts w:hint="eastAsia"/>
-          <w:b/>
-          <w:sz w:val="21"/>
-          <w:szCs w:val="21"/>
-        </w:rPr>
-        <w:t xml:space="preserve">협업/배포 : </w:t>
-      </w:r>
-      <w:r>
-        <w:rPr>
-          <w:rFonts w:hint="eastAsia"/>
-          <w:sz w:val="21"/>
-          <w:szCs w:val="21"/>
-        </w:rPr>
-        <w:t>GitHub Issues·Branch(feature/develop/master), Notion, AWS EC2, Nginx</w:t>
-      </w:r>
-    </w:p>
-    <w:p>
-      <w:pPr>
-        <w:rPr>
-          <w:color w:val="EE0000"/>
-        </w:rPr>
-      </w:pPr>
-      <w:r>
-        <w:rPr>
-          <w:rFonts w:hint="eastAsia"/>
-          <w:b/>
-          <w:bCs/>
-        </w:rPr>
-        <w:t xml:space="preserve">담당 역할 및 주요 </w:t>
-      </w:r>
-      <w:r>
-        <w:rPr>
-          <w:b/>
-          <w:bCs/>
-        </w:rPr>
-        <w:t>기여</w:t>
-      </w:r>
-      <w:r>
-        <w:rPr>
-          <w:rFonts w:hint="eastAsia"/>
-          <w:color w:val="EE0000"/>
-          <w:sz w:val="18"/>
-          <w:szCs w:val="18"/>
-        </w:rPr>
-        <w:t xml:space="preserve"> (본인 기여 팀 전체가 아닌 '내가 한 일'만)</w:t>
-      </w:r>
-      <w:bookmarkStart w:id="0" w:name="_GoBack"/>
-      <w:bookmarkEnd w:id="0"/>
-    </w:p>
-    <w:p>
-      <w:pPr>
-        <w:numPr>
-          <w:ilvl w:val="0"/>
-          <w:numId w:val="2"/>
-        </w:numPr>
-      </w:pPr>
-      <w:r>
-        <w:t xml:space="preserve">상권 데이터 수집·전처리 파이프라인 구축 → </w:t>
-      </w:r>
-      <w:r>
-        <w:rPr>
-          <w:b/>
-          <w:bCs/>
-        </w:rPr>
-        <w:t>처리 시간 40% 단축, 메모리 사용량 70% 감소</w:t>
-      </w:r>
-      <w:r>
-        <w:rPr>
-          <w:rFonts w:hint="eastAsia"/>
-        </w:rPr>
-        <w:t xml:space="preserve"> : pandas.read_csv(chunksize)</w:t>
-      </w:r>
-    </w:p>
-    <w:p>
-      <w:pPr>
-        <w:numPr>
-          <w:ilvl w:val="0"/>
-          <w:numId w:val="2"/>
-        </w:numPr>
-      </w:pPr>
-      <w:r>
-        <w:t>국토교통부 실거래가 웹 크롤링 모듈 개발</w:t>
-      </w:r>
-    </w:p>
-    <w:p>
-      <w:pPr>
-        <w:numPr>
-          <w:ilvl w:val="0"/>
-          <w:numId w:val="2"/>
-        </w:numPr>
-      </w:pPr>
-      <w:r>
-        <w:t>매출 예측 모델 개발 (EDA, 변수 최적화, 하이퍼파라미터 튜닝)</w:t>
-      </w:r>
-    </w:p>
-    <w:p>
-      <w:pPr>
-        <w:numPr>
-          <w:ilvl w:val="1"/>
-          <w:numId w:val="2"/>
-        </w:numPr>
-      </w:pPr>
-      <w:r>
-        <w:rPr>
-          <w:rFonts w:hint="eastAsia"/>
-        </w:rPr>
-        <w:t>상관분석으로 영향 변수 도출, 실루엣 계수 분석</w:t>
-      </w:r>
-      <w:r>
-        <w:t>으로</w:t>
-      </w:r>
-      <w:r>
-        <w:rPr>
-          <w:rFonts w:hint="eastAsia"/>
-        </w:rPr>
-        <w:t xml:space="preserve"> 클러스터링, feature I</w:t>
-      </w:r>
-      <w:r>
-        <w:t>m</w:t>
-      </w:r>
-      <w:r>
-        <w:rPr>
-          <w:rFonts w:hint="eastAsia"/>
-        </w:rPr>
-        <w:t xml:space="preserve">portance 분석으로 핵심 변수 선별 </w:t>
-      </w:r>
-      <w:r>
-        <w:t>→</w:t>
-      </w:r>
-      <w:r>
-        <w:rPr>
-          <w:rFonts w:hint="eastAsia"/>
-        </w:rPr>
-        <w:t xml:space="preserve"> 다중공선성 제거</w:t>
-      </w:r>
-    </w:p>
-    <w:p>
-      <w:pPr>
-        <w:numPr>
-          <w:ilvl w:val="1"/>
-          <w:numId w:val="2"/>
-        </w:numPr>
-      </w:pPr>
-      <w:r>
-        <w:t xml:space="preserve">XGBoost → </w:t>
-      </w:r>
-      <w:r>
-        <w:rPr>
-          <w:b/>
-          <w:bCs/>
-        </w:rPr>
-        <w:t>F1-score 0.83, Accuracy 0.81, AUC 0.86</w:t>
-      </w:r>
-    </w:p>
-    <w:p>
-      <w:pPr>
-        <w:numPr>
-          <w:ilvl w:val="1"/>
-          <w:numId w:val="2"/>
-        </w:numPr>
-      </w:pPr>
-      <w:r>
-        <w:t>회귀모델 RMSE 0.12(20% 개선), Adjusted R² 0.82</w:t>
-      </w:r>
-    </w:p>
-    <w:p>
-      <w:pPr>
-        <w:numPr>
-          <w:ilvl w:val="1"/>
-          <w:numId w:val="2"/>
-        </w:numPr>
-      </w:pPr>
-      <w:r>
-        <w:t xml:space="preserve">기존 선형회귀 대비 예측 정확도 </w:t>
-      </w:r>
-      <w:r>
-        <w:rPr>
-          <w:b/>
-          <w:bCs/>
-        </w:rPr>
-        <w:t>15% 향상</w:t>
-      </w:r>
-    </w:p>
-    <w:p>
-      <w:pPr>
-        <w:numPr>
-          <w:ilvl w:val="0"/>
-          <w:numId w:val="2"/>
-        </w:numPr>
-      </w:pPr>
-      <w:r>
-        <w:t>RAG 기반 창업 컨설팅 챗봇</w:t>
-      </w:r>
-      <w:r>
-        <w:rPr>
-          <w:rFonts w:hint="eastAsia"/>
-        </w:rPr>
-        <w:t xml:space="preserve"> </w:t>
-      </w:r>
-      <w:r>
-        <w:t>→</w:t>
-      </w:r>
-      <w:r>
-        <w:rPr>
-          <w:rFonts w:hint="eastAsia"/>
-        </w:rPr>
-        <w:t xml:space="preserve"> category, title 메타 데이터 추가로 top-k 분류 검색의 </w:t>
-      </w:r>
-      <w:r>
-        <w:rPr>
-          <w:rFonts w:hint="eastAsia"/>
-          <w:b/>
-          <w:bCs/>
-        </w:rPr>
-        <w:t>정확도 개선</w:t>
-      </w:r>
-    </w:p>
-    <w:p>
-      <w:pPr>
-        <w:numPr>
-          <w:ilvl w:val="0"/>
-          <w:numId w:val="2"/>
-        </w:numPr>
-      </w:pPr>
-      <w:r>
-        <w:rPr>
-          <w:rFonts w:hint="eastAsia"/>
-        </w:rPr>
-        <w:t>D</w:t>
-      </w:r>
-      <w:r>
-        <w:t>jango</w:t>
-      </w:r>
-      <w:r>
-        <w:t xml:space="preserve"> 백엔드 개발 (반응형 웹, 지역에 </w:t>
-      </w:r>
-      <w:r>
-        <w:rPr>
-          <w:rFonts w:hint="eastAsia"/>
-        </w:rPr>
-        <w:t>따른 상권 분석 및 예측 서비스 제공,</w:t>
-      </w:r>
-      <w:r>
-        <w:t xml:space="preserve"> API 엔드포인트, 결과 페이지, 예외 처리</w:t>
-      </w:r>
-      <w:r>
-        <w:rPr>
-          <w:rFonts w:hint="eastAsia"/>
-        </w:rPr>
-        <w:t>. ORM 활용, 예외처리</w:t>
-      </w:r>
-      <w:r>
-        <w:t>)</w:t>
-      </w:r>
-    </w:p>
-    <w:p>
-      <w:r>
-        <w:rPr>
-          <w:b/>
-          <w:bCs/>
-        </w:rPr>
-        <w:t>성과</w:t>
-      </w:r>
-    </w:p>
-    <w:p>
-      <w:pPr>
-        <w:widowControl/>
-        <w:numPr>
-          <w:ilvl w:val="0"/>
-          <w:numId w:val="7"/>
-        </w:numPr>
-        <w:wordWrap/>
-        <w:autoSpaceDE/>
-        <w:autoSpaceDN/>
-        <w:spacing w:before="100" w:beforeAutospacing="1" w:after="100" w:afterAutospacing="1"/>
-        <w:rPr>
-          <w:rFonts w:ascii="굴림" w:eastAsia="굴림" w:hAnsi="굴림" w:cs="굴림"/>
-          <w:kern w:val="0"/>
-          <w:sz w:val="24"/>
-          <w14:ligatures w14:val="none"/>
-        </w:rPr>
-      </w:pPr>
-      <w:r>
-        <w:t xml:space="preserve">체형 분류(5종) Macro F1 </w:t>
-      </w:r>
-      <w:r>
-        <w:rPr>
-          <w:rStyle w:val="af1"/>
-        </w:rPr>
-        <w:t>0.68 → 0.84</w:t>
-      </w:r>
-      <w:r>
-        <w:t xml:space="preserve"> 향상 (신체 측정 데이터 기반 DNN, 클래스 가중치로 불균형 보정, 랜덤포레스트 베이스라인 대비)</w:t>
-      </w:r>
-    </w:p>
-    <w:p>
-      <w:pPr>
-        <w:widowControl/>
-        <w:numPr>
-          <w:ilvl w:val="0"/>
-          <w:numId w:val="7"/>
-        </w:numPr>
-        <w:wordWrap/>
-        <w:autoSpaceDE/>
-        <w:autoSpaceDN/>
-        <w:spacing w:before="100" w:beforeAutospacing="1" w:after="100" w:afterAutospacing="1"/>
-        <w:rPr>
-          <w:rFonts w:ascii="굴림" w:eastAsia="굴림" w:hAnsi="굴림" w:cs="굴림"/>
-          <w:kern w:val="0"/>
-          <w:sz w:val="24"/>
-          <w14:ligatures w14:val="none"/>
-        </w:rPr>
-      </w:pPr>
-      <w:r>
-        <w:rPr>
-          <w:rFonts w:hint="eastAsia"/>
-        </w:rPr>
-        <w:lastRenderedPageBreak/>
-        <w:t>E</w:t>
-      </w:r>
-      <w:r>
-        <w:t>XAONE-3.5-2.4B</w:t>
-      </w:r>
-      <w:r>
-        <w:rPr>
-          <w:rFonts w:hint="eastAsia"/>
-        </w:rPr>
-        <w:t xml:space="preserve">에 </w:t>
-      </w:r>
-      <w:r>
-        <w:t>Q</w:t>
-      </w:r>
-      <w:r>
-        <w:rPr>
-          <w:rFonts w:hint="eastAsia"/>
-        </w:rPr>
-        <w:t>L</w:t>
-      </w:r>
-      <w:r>
-        <w:t xml:space="preserve">oRA </w:t>
-      </w:r>
-      <w:r>
-        <w:rPr>
-          <w:rFonts w:hint="eastAsia"/>
-        </w:rPr>
-        <w:t>파인튜닝</w:t>
-      </w:r>
-      <w:r>
-        <w:rPr>
-          <w:rFonts w:hint="eastAsia"/>
-        </w:rPr>
-        <w:t xml:space="preserve">을 사용하여 경량화된 모형으로 </w:t>
-      </w:r>
-      <w:r>
-        <w:t xml:space="preserve">local </w:t>
-      </w:r>
-      <w:r>
-        <w:rPr>
-          <w:rFonts w:hint="eastAsia"/>
-        </w:rPr>
-        <w:t>L</w:t>
-      </w:r>
-      <w:r>
-        <w:t xml:space="preserve">LM </w:t>
-      </w:r>
-      <w:r>
-        <w:t>RAG</w:t>
-      </w:r>
-      <w:r>
-        <w:rPr>
-          <w:rFonts w:hint="eastAsia"/>
-        </w:rPr>
-        <w:t>구현</w:t>
-      </w:r>
-    </w:p>
-    <w:p>
-      <w:pPr>
-        <w:numPr>
-          <w:ilvl w:val="0"/>
-          <w:numId w:val="3"/>
-        </w:numPr>
-      </w:pPr>
-      <w:r>
-        <w:rPr>
-          <w:rFonts w:hint="eastAsia"/>
-        </w:rPr>
-        <w:t>R</w:t>
-      </w:r>
-      <w:r>
-        <w:t xml:space="preserve">eranker </w:t>
-      </w:r>
-      <w:r>
-        <w:rPr>
-          <w:rFonts w:hint="eastAsia"/>
-        </w:rPr>
-        <w:t>도입,</w:t>
-      </w:r>
-      <w:r>
-        <w:t xml:space="preserve"> </w:t>
-      </w:r>
-      <w:r>
-        <w:rPr>
-          <w:rFonts w:hint="eastAsia"/>
-        </w:rPr>
-        <w:t>프롬프트에 근거 문서 인용</w:t>
-      </w:r>
-      <w:r>
-        <w:rPr>
-          <w:rFonts w:hint="eastAsia"/>
-        </w:rPr>
-        <w:t xml:space="preserve"> </w:t>
-      </w:r>
-      <w:r>
-        <w:rPr>
-          <w:rFonts w:hint="eastAsia"/>
-        </w:rPr>
-        <w:t xml:space="preserve">강제 등을 이용한 </w:t>
-      </w:r>
-      <w:r>
-        <w:t>RAGAS Faithfulness 0.71 → 0.88 향상</w:t>
-      </w:r>
-    </w:p>
-    <w:p>
-      <w:pPr>
-        <w:numPr>
-          <w:ilvl w:val="0"/>
-          <w:numId w:val="3"/>
-        </w:numPr>
-      </w:pPr>
-      <w:r>
-        <w:rPr>
-          <w:rFonts w:hint="eastAsia"/>
-        </w:rPr>
-        <w:t>평균</w:t>
-      </w:r>
-      <w:r>
-        <w:t xml:space="preserve"> 응답 속도 </w:t>
-      </w:r>
-      <w:r>
-        <w:rPr>
-          <w:b/>
-          <w:bCs/>
-        </w:rPr>
-        <w:t xml:space="preserve">평균 </w:t>
-      </w:r>
-      <w:r>
-        <w:rPr>
-          <w:b/>
-          <w:bCs/>
-        </w:rPr>
-        <w:t>4</w:t>
-      </w:r>
-      <w:r>
-        <w:rPr>
-          <w:b/>
-          <w:bCs/>
-        </w:rPr>
-        <w:t>.2초</w:t>
-      </w:r>
-      <w:r>
-        <w:rPr>
-          <w:rFonts w:hint="eastAsia"/>
-          <w:b/>
-          <w:bCs/>
-        </w:rPr>
-        <w:t xml:space="preserve"> </w:t>
-      </w:r>
-      <w:r>
-        <w:rPr>
-          <w:rFonts w:hAnsiTheme="minorEastAsia" w:hint="eastAsia"/>
-          <w:b/>
-          <w:bCs/>
-        </w:rPr>
-        <w:t>→</w:t>
-      </w:r>
-      <w:r>
-        <w:rPr>
-          <w:b/>
-          <w:bCs/>
-        </w:rPr>
-        <w:t>1.8</w:t>
-      </w:r>
-      <w:r>
-        <w:rPr>
-          <w:rFonts w:hint="eastAsia"/>
-          <w:b/>
-          <w:bCs/>
-        </w:rPr>
-        <w:t>초 단축</w:t>
-      </w:r>
-      <w:r>
-        <w:t xml:space="preserve"> (</w:t>
-      </w:r>
-      <w:r>
-        <w:rPr>
-          <w:rFonts w:hint="eastAsia"/>
-        </w:rPr>
-        <w:t>청크 크기 조정 및 검색 문서 수 축소</w:t>
-      </w:r>
-      <w:r>
-        <w:t>)</w:t>
-      </w:r>
-    </w:p>
-    <w:p>
-      <w:pPr>
-        <w:numPr>
-          <w:ilvl w:val="0"/>
-          <w:numId w:val="3"/>
-        </w:numPr>
-      </w:pPr>
-      <w:r>
-        <w:rPr>
-          <w:rFonts w:hint="eastAsia"/>
-        </w:rPr>
-        <w:t xml:space="preserve">청크 크기 및 </w:t>
-      </w:r>
-      <w:r>
-        <w:t xml:space="preserve">overlap </w:t>
-      </w:r>
-      <w:r>
-        <w:rPr>
-          <w:rFonts w:hint="eastAsia"/>
-        </w:rPr>
-        <w:t>비교 실험으로 문서 유형별 최적 분할 기준 도출.</w:t>
-      </w:r>
-      <w:r>
-        <w:t xml:space="preserve"> </w:t>
-      </w:r>
-      <w:r>
-        <w:rPr>
-          <w:rFonts w:hint="eastAsia"/>
-        </w:rPr>
-        <w:t>검색 성능이 답변 품질을 좌우한다는 점을 체감하고 생성보다 검색 개선에 우선 순위를 둠.</w:t>
-      </w:r>
-    </w:p>
-    <w:p>
-      <w:pPr>
-        <w:numPr>
-          <w:ilvl w:val="0"/>
-          <w:numId w:val="3"/>
-        </w:numPr>
-      </w:pPr>
-      <w:r>
-        <w:t>AWS EC2 배포 및 운영 경험 (Nginx, 가상환경, 환경변수 관리)</w:t>
-      </w:r>
-    </w:p>
-    <w:p>
-      <w:r>
-        <w:rPr>
-          <w:b/>
-          <w:bCs/>
-        </w:rPr>
-        <w:t>참고 링크</w:t>
-      </w:r>
-    </w:p>
-    <w:p>
-      <w:pPr>
-        <w:numPr>
-          <w:ilvl w:val="0"/>
-          <w:numId w:val="4"/>
-        </w:numPr>
-      </w:pPr>
-      <w:r>
-        <w:t xml:space="preserve">Github: </w:t>
-      </w:r>
-      <w:hyperlink r:id="rId15" w:history="1">
-        <w:r>
-          <w:rPr>
-            <w:rStyle w:val="aa"/>
-          </w:rPr>
-          <w:t>https://github.com/4aix/1stProject</w:t>
-        </w:r>
-      </w:hyperlink>
-      <w:r>
-        <w:rPr>
-          <w:rStyle w:val="aa"/>
-        </w:rPr>
-        <w:t xml:space="preserve"> </w:t>
-      </w:r>
-    </w:p>
-    <w:p>
-      <w:pPr>
-        <w:numPr>
-          <w:ilvl w:val="0"/>
-          <w:numId w:val="4"/>
-        </w:numPr>
-      </w:pPr>
-      <w:r>
-        <w:rPr>
-          <w:rFonts w:hint="eastAsia"/>
-        </w:rPr>
-        <w:t xml:space="preserve">배포 : </w:t>
-      </w:r>
-      <w:hyperlink r:id="rId16" w:history="1">
-        <w:r>
-          <w:rPr>
-            <w:rStyle w:val="aa"/>
-          </w:rPr>
-          <w:t>https://3.52.145</w:t>
-        </w:r>
-      </w:hyperlink>
-      <w:r>
-        <w:rPr>
-          <w:rStyle w:val="aa"/>
-        </w:rPr>
-        <w:t>.2</w:t>
-      </w:r>
-      <w:r>
-        <w:rPr>
-          <w:rStyle w:val="aa"/>
-        </w:rPr>
-        <w:t>:8000</w:t>
-      </w:r>
-      <w:r>
-        <w:t xml:space="preserve"> </w:t>
-      </w:r>
-    </w:p>
-    <w:p>
-      <w:pPr>
-        <w:numPr>
-          <w:ilvl w:val="0"/>
-          <w:numId w:val="4"/>
-        </w:numPr>
-      </w:pPr>
-      <w:r>
-        <w:rPr>
-          <w:rFonts w:hint="eastAsia"/>
-        </w:rPr>
-        <w:t xml:space="preserve">설명 </w:t>
-      </w:r>
-      <w:r>
-        <w:t xml:space="preserve">: </w:t>
-      </w:r>
-      <w:hyperlink r:id="rId17" w:history="1">
-        <w:r>
-          <w:rPr>
-            <w:rStyle w:val="aa"/>
-          </w:rPr>
-          <w:t>https://slides-ten-lilac.vercel.app</w:t>
-        </w:r>
-      </w:hyperlink>
-      <w:r>
-        <w:t xml:space="preserve"> </w:t>
-      </w:r>
-      <w:r>
-        <w:rPr>
-          <w:rFonts w:hint="eastAsia"/>
-        </w:rPr>
-        <w:t>이나</w:t>
-      </w:r>
-      <w:r>
-        <w:t xml:space="preserve"> </w:t>
-      </w:r>
-      <w:hyperlink r:id="rId18" w:history="1">
-        <w:r>
-          <w:rPr>
-            <w:rStyle w:val="aa"/>
-          </w:rPr>
-          <w:t>https://4aix.github.io</w:t>
-        </w:r>
-      </w:hyperlink>
-      <w:r>
-        <w:t xml:space="preserve"> </w:t>
-      </w:r>
-    </w:p>
-    <w:p>
-      <w:pPr>
-        <w:numPr>
-          <w:ilvl w:val="0"/>
-          <w:numId w:val="1"/>
-        </w:numPr>
-        <w:rPr>
-          <w:rFonts w:ascii="Segoe UI Emoji" w:hAnsi="Segoe UI Emoji" w:cs="Segoe UI Emoji"/>
-          <w:b/>
-          <w:bCs/>
-        </w:rPr>
-      </w:pPr>
-      <w:r>
-        <w:t>시연</w:t>
-      </w:r>
-      <w:r>
-        <w:rPr>
-          <w:rFonts w:hint="eastAsia"/>
-        </w:rPr>
-        <w:t xml:space="preserve"> 영상</w:t>
-      </w:r>
-      <w:r>
-        <w:t xml:space="preserve"> : </w:t>
-      </w:r>
-      <w:hyperlink r:id="rId19" w:history="1">
-        <w:r>
-          <w:rPr>
-            <w:rStyle w:val="aa"/>
-          </w:rPr>
-          <w:t>https://youtu.be/yPtS84VCDPQ</w:t>
-        </w:r>
-      </w:hyperlink>
     </w:p>
     <w:p>
       <w:pPr>
@@ -2563,7 +2564,7 @@
         </w:rPr>
         <w:t xml:space="preserve">: </w:t>
       </w:r>
-      <w:hyperlink r:id="rId20" w:history="1">
+      <w:hyperlink r:id="rId19" w:history="1">
         <w:r>
           <w:rPr>
             <w:rStyle w:val="aa"/>
@@ -5141,7 +5142,7 @@
                     <pic:cNvPicPr/>
                   </pic:nvPicPr>
                   <pic:blipFill>
-                    <a:blip r:embed="rId21" cstate="print">
+                    <a:blip r:embed="rId20" cstate="print">
                       <a:extLst>
                         <a:ext uri="{28A0092B-C50C-407E-A947-70E740481C1C}">
                           <a14:useLocalDpi xmlns:a14="http://schemas.microsoft.com/office/drawing/2010/main" val="0"/>
@@ -5215,7 +5216,7 @@
       </w:r>
     </w:p>
     <w:sectPr>
-      <w:footerReference w:type="default" r:id="rId22"/>
+      <w:footerReference w:type="default" r:id="rId21"/>
       <w:pgSz w:w="11906" w:h="16838"/>
       <w:pgMar w:top="1701" w:right="1440" w:bottom="1440" w:left="1440" w:header="567" w:footer="57" w:gutter="0"/>
       <w:cols w:space="425"/>
